--- a/docs/Course/GE2021/03_Lecture_Note/LectureNote_Chad/PPT/chapter7/chapter7_note.docx
+++ b/docs/Course/GE2021/03_Lecture_Note/LectureNote_Chad/PPT/chapter7/chapter7_note.docx
@@ -31,7 +31,7 @@
         <w:pStyle w:val="Date"/>
       </w:pPr>
       <w:r>
-        <w:t xml:space="preserve">Sun, 9 March 2025</w:t>
+        <w:t xml:space="preserve">Tue, 11 March 2025</w:t>
       </w:r>
     </w:p>
     <w:bookmarkStart w:id="23" w:name="learning-objectives"/>

--- a/docs/Course/GE2021/03_Lecture_Note/LectureNote_Chad/PPT/chapter7/chapter7_note.docx
+++ b/docs/Course/GE2021/03_Lecture_Note/LectureNote_Chad/PPT/chapter7/chapter7_note.docx
@@ -31,7 +31,7 @@
         <w:pStyle w:val="Date"/>
       </w:pPr>
       <w:r>
-        <w:t xml:space="preserve">Tue, 11 March 2025</w:t>
+        <w:t xml:space="preserve">Thu, 13 March 2025</w:t>
       </w:r>
     </w:p>
     <w:bookmarkStart w:id="23" w:name="learning-objectives"/>

--- a/docs/Course/GE2021/03_Lecture_Note/LectureNote_Chad/PPT/chapter7/chapter7_note.docx
+++ b/docs/Course/GE2021/03_Lecture_Note/LectureNote_Chad/PPT/chapter7/chapter7_note.docx
@@ -31,7 +31,7 @@
         <w:pStyle w:val="Date"/>
       </w:pPr>
       <w:r>
-        <w:t xml:space="preserve">Thu, 13 March 2025</w:t>
+        <w:t xml:space="preserve">Fri, 21 March 2025</w:t>
       </w:r>
     </w:p>
     <w:bookmarkStart w:id="23" w:name="learning-objectives"/>

--- a/docs/Course/GE2021/03_Lecture_Note/LectureNote_Chad/PPT/chapter7/chapter7_note.docx
+++ b/docs/Course/GE2021/03_Lecture_Note/LectureNote_Chad/PPT/chapter7/chapter7_note.docx
@@ -31,7 +31,7 @@
         <w:pStyle w:val="Date"/>
       </w:pPr>
       <w:r>
-        <w:t xml:space="preserve">Fri, 21 March 2025</w:t>
+        <w:t xml:space="preserve">Sat, 22 March 2025</w:t>
       </w:r>
     </w:p>
     <w:bookmarkStart w:id="23" w:name="learning-objectives"/>

--- a/docs/Course/GE2021/03_Lecture_Note/LectureNote_Chad/PPT/chapter7/chapter7_note.docx
+++ b/docs/Course/GE2021/03_Lecture_Note/LectureNote_Chad/PPT/chapter7/chapter7_note.docx
@@ -7,7 +7,43 @@
         <w:pStyle w:val="Title"/>
       </w:pPr>
       <w:r>
-        <w:t xml:space="preserve">[Lecture Note] Data Collection for Quantitative Research</w:t>
+        <w:t xml:space="preserve">[Lecture</w:t>
+      </w:r>
+      <w:r>
+        <w:t xml:space="preserve"> </w:t>
+      </w:r>
+      <w:r>
+        <w:t xml:space="preserve">Note]</w:t>
+      </w:r>
+      <w:r>
+        <w:t xml:space="preserve"> </w:t>
+      </w:r>
+      <w:r>
+        <w:t xml:space="preserve">Data</w:t>
+      </w:r>
+      <w:r>
+        <w:t xml:space="preserve"> </w:t>
+      </w:r>
+      <w:r>
+        <w:t xml:space="preserve">Collection</w:t>
+      </w:r>
+      <w:r>
+        <w:t xml:space="preserve"> </w:t>
+      </w:r>
+      <w:r>
+        <w:t xml:space="preserve">for</w:t>
+      </w:r>
+      <w:r>
+        <w:t xml:space="preserve"> </w:t>
+      </w:r>
+      <w:r>
+        <w:t xml:space="preserve">Quantitative</w:t>
+      </w:r>
+      <w:r>
+        <w:t xml:space="preserve"> </w:t>
+      </w:r>
+      <w:r>
+        <w:t xml:space="preserve">Research</w:t>
       </w:r>
     </w:p>
     <w:p>
@@ -15,7 +51,31 @@
         <w:pStyle w:val="Subtitle"/>
       </w:pPr>
       <w:r>
-        <w:t xml:space="preserve">GE2021 Research Technology, Spring 2025</w:t>
+        <w:t xml:space="preserve">GE2021</w:t>
+      </w:r>
+      <w:r>
+        <w:t xml:space="preserve"> </w:t>
+      </w:r>
+      <w:r>
+        <w:t xml:space="preserve">Research</w:t>
+      </w:r>
+      <w:r>
+        <w:t xml:space="preserve"> </w:t>
+      </w:r>
+      <w:r>
+        <w:t xml:space="preserve">Technology,</w:t>
+      </w:r>
+      <w:r>
+        <w:t xml:space="preserve"> </w:t>
+      </w:r>
+      <w:r>
+        <w:t xml:space="preserve">Spring</w:t>
+      </w:r>
+      <w:r>
+        <w:t xml:space="preserve"> </w:t>
+      </w:r>
+      <w:r>
+        <w:t xml:space="preserve">2025</w:t>
       </w:r>
     </w:p>
     <w:p>
@@ -23,7 +83,19 @@
         <w:pStyle w:val="Author"/>
       </w:pPr>
       <w:r>
-        <w:t xml:space="preserve">Chad (Chungil Chae)</w:t>
+        <w:t xml:space="preserve">Chad</w:t>
+      </w:r>
+      <w:r>
+        <w:t xml:space="preserve"> </w:t>
+      </w:r>
+      <w:r>
+        <w:t xml:space="preserve">(Chungil</w:t>
+      </w:r>
+      <w:r>
+        <w:t xml:space="preserve"> </w:t>
+      </w:r>
+      <w:r>
+        <w:t xml:space="preserve">Chae)</w:t>
       </w:r>
     </w:p>
     <w:p>
@@ -31,7 +103,33 @@
         <w:pStyle w:val="Date"/>
       </w:pPr>
       <w:r>
-        <w:t xml:space="preserve">Fri, 23 May 2025</w:t>
+        <w:t xml:space="preserve">Sun,</w:t>
+      </w:r>
+      <w:r>
+        <w:t xml:space="preserve"> </w:t>
+      </w:r>
+      <w:r>
+        <w:t xml:space="preserve">25</w:t>
+      </w:r>
+      <w:r>
+        <w:t xml:space="preserve"> </w:t>
+      </w:r>
+      <w:r>
+        <w:t xml:space="preserve">May</w:t>
+      </w:r>
+      <w:r>
+        <w:t xml:space="preserve"> </w:t>
+      </w:r>
+      <w:r>
+        <w:t xml:space="preserve">2025</w:t>
+      </w:r>
+    </w:p>
+    <w:p>
+      <w:pPr>
+        <w:pStyle w:val="AbstractTitle"/>
+      </w:pPr>
+      <w:r>
+        <w:t xml:space="preserve">Abstract</w:t>
       </w:r>
     </w:p>
     <w:bookmarkStart w:id="23" w:name="learning-objectives"/>
@@ -1716,6 +1814,7 @@
           <w:p>
             <w:pPr>
               <w:pStyle w:val="Compact"/>
+              <w:jc w:val="left"/>
             </w:pPr>
             <w:r>
               <w:t xml:space="preserve">Survey Method</w:t>
@@ -1727,6 +1826,7 @@
           <w:p>
             <w:pPr>
               <w:pStyle w:val="Compact"/>
+              <w:jc w:val="left"/>
             </w:pPr>
             <w:r>
               <w:t xml:space="preserve">Pros</w:t>
@@ -1738,6 +1838,7 @@
           <w:p>
             <w:pPr>
               <w:pStyle w:val="Compact"/>
+              <w:jc w:val="left"/>
             </w:pPr>
             <w:r>
               <w:t xml:space="preserve">Cons</w:t>
@@ -1751,6 +1852,7 @@
           <w:p>
             <w:pPr>
               <w:pStyle w:val="Compact"/>
+              <w:jc w:val="left"/>
             </w:pPr>
             <w:r>
               <w:t xml:space="preserve">Mail</w:t>
@@ -1780,6 +1882,7 @@
           <w:p>
             <w:pPr>
               <w:pStyle w:val="Compact"/>
+              <w:jc w:val="left"/>
             </w:pPr>
             <w:r>
               <w:t xml:space="preserve">Telephone</w:t>
@@ -1809,6 +1912,7 @@
           <w:p>
             <w:pPr>
               <w:pStyle w:val="Compact"/>
+              <w:jc w:val="left"/>
             </w:pPr>
             <w:r>
               <w:t xml:space="preserve">In person</w:t>
@@ -1838,6 +1942,7 @@
           <w:p>
             <w:pPr>
               <w:pStyle w:val="Compact"/>
+              <w:jc w:val="left"/>
             </w:pPr>
             <w:r>
               <w:t xml:space="preserve">Web-based platform</w:t>
@@ -2515,7 +2620,7 @@
   </w:style>
   <w:style w:styleId="Subtitle" w:type="paragraph">
     <w:name w:val="Subtitle"/>
-    <w:basedOn w:val="Title"/>
+    <w:basedOn w:val="Normal"/>
     <w:next w:val="BodyText"/>
     <w:link w:val="SubtitleChar"/>
     <w:uiPriority w:val="11"/>
@@ -2528,6 +2633,7 @@
     </w:pPr>
     <w:rPr>
       <w:rFonts w:cstheme="majorBidi" w:eastAsiaTheme="majorEastAsia"/>
+      <w:color w:themeColor="text1" w:themeTint="A6" w:val="595959"/>
       <w:spacing w:val="15"/>
       <w:sz w:val="28"/>
       <w:szCs w:val="28"/>
@@ -2580,6 +2686,7 @@
     </w:pPr>
     <w:rPr>
       <w:b/>
+      <w:color w:val="345A8A"/>
       <w:sz w:val="20"/>
       <w:szCs w:val="20"/>
     </w:rPr>

--- a/docs/Course/GE2021/03_Lecture_Note/LectureNote_Chad/PPT/chapter7/chapter7_note.docx
+++ b/docs/Course/GE2021/03_Lecture_Note/LectureNote_Chad/PPT/chapter7/chapter7_note.docx
@@ -7,43 +7,7 @@
         <w:pStyle w:val="Title"/>
       </w:pPr>
       <w:r>
-        <w:t xml:space="preserve">[Lecture</w:t>
-      </w:r>
-      <w:r>
-        <w:t xml:space="preserve"> </w:t>
-      </w:r>
-      <w:r>
-        <w:t xml:space="preserve">Note]</w:t>
-      </w:r>
-      <w:r>
-        <w:t xml:space="preserve"> </w:t>
-      </w:r>
-      <w:r>
-        <w:t xml:space="preserve">Data</w:t>
-      </w:r>
-      <w:r>
-        <w:t xml:space="preserve"> </w:t>
-      </w:r>
-      <w:r>
-        <w:t xml:space="preserve">Collection</w:t>
-      </w:r>
-      <w:r>
-        <w:t xml:space="preserve"> </w:t>
-      </w:r>
-      <w:r>
-        <w:t xml:space="preserve">for</w:t>
-      </w:r>
-      <w:r>
-        <w:t xml:space="preserve"> </w:t>
-      </w:r>
-      <w:r>
-        <w:t xml:space="preserve">Quantitative</w:t>
-      </w:r>
-      <w:r>
-        <w:t xml:space="preserve"> </w:t>
-      </w:r>
-      <w:r>
-        <w:t xml:space="preserve">Research</w:t>
+        <w:t xml:space="preserve">[Lecture Note] Data Collection for Quantitative Research</w:t>
       </w:r>
     </w:p>
     <w:p>
@@ -51,31 +15,7 @@
         <w:pStyle w:val="Subtitle"/>
       </w:pPr>
       <w:r>
-        <w:t xml:space="preserve">GE2021</w:t>
-      </w:r>
-      <w:r>
-        <w:t xml:space="preserve"> </w:t>
-      </w:r>
-      <w:r>
-        <w:t xml:space="preserve">Research</w:t>
-      </w:r>
-      <w:r>
-        <w:t xml:space="preserve"> </w:t>
-      </w:r>
-      <w:r>
-        <w:t xml:space="preserve">Technology,</w:t>
-      </w:r>
-      <w:r>
-        <w:t xml:space="preserve"> </w:t>
-      </w:r>
-      <w:r>
-        <w:t xml:space="preserve">Spring</w:t>
-      </w:r>
-      <w:r>
-        <w:t xml:space="preserve"> </w:t>
-      </w:r>
-      <w:r>
-        <w:t xml:space="preserve">2025</w:t>
+        <w:t xml:space="preserve">GE2021 Research Technology, Spring 2025</w:t>
       </w:r>
     </w:p>
     <w:p>
@@ -83,19 +23,7 @@
         <w:pStyle w:val="Author"/>
       </w:pPr>
       <w:r>
-        <w:t xml:space="preserve">Chad</w:t>
-      </w:r>
-      <w:r>
-        <w:t xml:space="preserve"> </w:t>
-      </w:r>
-      <w:r>
-        <w:t xml:space="preserve">(Chungil</w:t>
-      </w:r>
-      <w:r>
-        <w:t xml:space="preserve"> </w:t>
-      </w:r>
-      <w:r>
-        <w:t xml:space="preserve">Chae)</w:t>
+        <w:t xml:space="preserve">Chad (Chungil Chae)</w:t>
       </w:r>
     </w:p>
     <w:p>
@@ -103,33 +31,7 @@
         <w:pStyle w:val="Date"/>
       </w:pPr>
       <w:r>
-        <w:t xml:space="preserve">Sun,</w:t>
-      </w:r>
-      <w:r>
-        <w:t xml:space="preserve"> </w:t>
-      </w:r>
-      <w:r>
-        <w:t xml:space="preserve">25</w:t>
-      </w:r>
-      <w:r>
-        <w:t xml:space="preserve"> </w:t>
-      </w:r>
-      <w:r>
-        <w:t xml:space="preserve">May</w:t>
-      </w:r>
-      <w:r>
-        <w:t xml:space="preserve"> </w:t>
-      </w:r>
-      <w:r>
-        <w:t xml:space="preserve">2025</w:t>
-      </w:r>
-    </w:p>
-    <w:p>
-      <w:pPr>
-        <w:pStyle w:val="AbstractTitle"/>
-      </w:pPr>
-      <w:r>
-        <w:t xml:space="preserve">Abstract</w:t>
+        <w:t xml:space="preserve">Mon, 26 May 2025</w:t>
       </w:r>
     </w:p>
     <w:bookmarkStart w:id="23" w:name="learning-objectives"/>
@@ -1814,7 +1716,6 @@
           <w:p>
             <w:pPr>
               <w:pStyle w:val="Compact"/>
-              <w:jc w:val="left"/>
             </w:pPr>
             <w:r>
               <w:t xml:space="preserve">Survey Method</w:t>
@@ -1826,7 +1727,6 @@
           <w:p>
             <w:pPr>
               <w:pStyle w:val="Compact"/>
-              <w:jc w:val="left"/>
             </w:pPr>
             <w:r>
               <w:t xml:space="preserve">Pros</w:t>
@@ -1838,7 +1738,6 @@
           <w:p>
             <w:pPr>
               <w:pStyle w:val="Compact"/>
-              <w:jc w:val="left"/>
             </w:pPr>
             <w:r>
               <w:t xml:space="preserve">Cons</w:t>
@@ -1852,7 +1751,6 @@
           <w:p>
             <w:pPr>
               <w:pStyle w:val="Compact"/>
-              <w:jc w:val="left"/>
             </w:pPr>
             <w:r>
               <w:t xml:space="preserve">Mail</w:t>
@@ -1882,7 +1780,6 @@
           <w:p>
             <w:pPr>
               <w:pStyle w:val="Compact"/>
-              <w:jc w:val="left"/>
             </w:pPr>
             <w:r>
               <w:t xml:space="preserve">Telephone</w:t>
@@ -1912,7 +1809,6 @@
           <w:p>
             <w:pPr>
               <w:pStyle w:val="Compact"/>
-              <w:jc w:val="left"/>
             </w:pPr>
             <w:r>
               <w:t xml:space="preserve">In person</w:t>
@@ -1942,7 +1838,6 @@
           <w:p>
             <w:pPr>
               <w:pStyle w:val="Compact"/>
-              <w:jc w:val="left"/>
             </w:pPr>
             <w:r>
               <w:t xml:space="preserve">Web-based platform</w:t>
@@ -2620,7 +2515,7 @@
   </w:style>
   <w:style w:styleId="Subtitle" w:type="paragraph">
     <w:name w:val="Subtitle"/>
-    <w:basedOn w:val="Normal"/>
+    <w:basedOn w:val="Title"/>
     <w:next w:val="BodyText"/>
     <w:link w:val="SubtitleChar"/>
     <w:uiPriority w:val="11"/>
@@ -2633,7 +2528,6 @@
     </w:pPr>
     <w:rPr>
       <w:rFonts w:cstheme="majorBidi" w:eastAsiaTheme="majorEastAsia"/>
-      <w:color w:themeColor="text1" w:themeTint="A6" w:val="595959"/>
       <w:spacing w:val="15"/>
       <w:sz w:val="28"/>
       <w:szCs w:val="28"/>
@@ -2686,7 +2580,6 @@
     </w:pPr>
     <w:rPr>
       <w:b/>
-      <w:color w:val="345A8A"/>
       <w:sz w:val="20"/>
       <w:szCs w:val="20"/>
     </w:rPr>
